--- a/templates/New dynamic DOCX PSMB_SBL_KHAS_T3_01 template - Copy.docx
+++ b/templates/New dynamic DOCX PSMB_SBL_KHAS_T3_01 template - Copy.docx
@@ -826,6 +826,9 @@
                 <w:sz w:val="22"/>
               </w:rPr>
             </w:pPr>
+            <w:r>
+              <w:t>{{ p.citizenship }}</w:t>
+            </w:r>
           </w:p>
         </w:tc>
         <w:tc>
